--- a/KHBD_Tin_học/Lớp_2/Tuần_17/KHBD_Tin_hoc_Lớp_2_Tiet16_Thuat_toan_bang_loi_va_hinh.docx
+++ b/KHBD_Tin_học/Lớp_2/Tuần_17/KHBD_Tin_hoc_Lớp_2_Tiet16_Thuat_toan_bang_loi_va_hinh.docx
@@ -360,12 +360,12 @@
       </w:pPr>
       <w:r>
         <w:rPr>
-          <w:rFonts w:ascii="Times New Roman" w:hAnsi="Times New Roman" w:eastAsia="Times New Roman"/>
+          <w:rFonts w:ascii="Times New Roman" w:hAnsi="Times New Roman" w:eastAsia="Times New Roman" w:cs="Times New Roman"/>
           <w:b w:val="0"/>
           <w:i w:val="0"/>
           <w:sz w:val="26"/>
         </w:rPr>
-        <w:t>- Miền I. Khai thác dữ liệu và thông tin (thành tố 1.1. Duyệt, tìm kiếm và lọc dữ liệu, thông tin và nội dung số – Bậc 1): Khai thác thông tin số, dữ liệu đa phương tiện an toàn phục vụ bài học. (Đạt được thông qua Hoạt động 2)</w:t>
+        <w:t>- Miền III. Sáng tạo nội dung số (thành tố 3.4. Lập trình – Bậc 1): Liệt kê được các hướng dẫn đơn giản để hệ thống máy tính giải quyết một vấn đề đơn giản hoặc thực hiện một nhiệm vụ đơn giản. (Đạt được thông qua Hoạt động 2, Hoạt động 3).</w:t>
       </w:r>
     </w:p>
     <w:p>
@@ -376,12 +376,12 @@
       </w:pPr>
       <w:r>
         <w:rPr>
-          <w:rFonts w:ascii="Times New Roman" w:hAnsi="Times New Roman" w:eastAsia="Times New Roman"/>
+          <w:rFonts w:ascii="Times New Roman" w:hAnsi="Times New Roman" w:eastAsia="Times New Roman" w:cs="Times New Roman"/>
           <w:b w:val="0"/>
           <w:i w:val="0"/>
           <w:sz w:val="26"/>
         </w:rPr>
-        <w:t>- Miền IV. An toàn (thành tố 4.1. Bảo vệ thiết bị – Bậc 1): Tuân thủ quy tắc an toàn về điện, bảo vệ mắt và giữ vệ sinh thiết bị phòng máy. (Đạt được thông qua Hoạt động 3, Hoạt động 4)</w:t>
+        <w:t>- Miền V. Giải quyết vấn đề (thành tố 5.3. Sử dụng sáng tạo công nghệ số – Bậc 1): Xác định được các công cụ và công nghệ số đơn giản có thể được sử dụng để tạo ra kiến thức và đổi mới quy trình như sản phẩm; Thể hiện được sự quan tâm của cá nhân và tập thể đến quá trình xử lý nhận thức đơn giản để hiểu và giải quyết các vấn đề khái niệm đơn giản và các tình huống có vấn đề trong môi trường số. (Đạt được thông qua Hoạt động 3, Hoạt động 4).</w:t>
       </w:r>
     </w:p>
     <w:p>

--- a/KHBD_Tin_học/Lớp_2/Tuần_17/KHBD_Tin_hoc_Lớp_2_Tiet16_Thuat_toan_bang_loi_va_hinh.docx
+++ b/KHBD_Tin_học/Lớp_2/Tuần_17/KHBD_Tin_hoc_Lớp_2_Tiet16_Thuat_toan_bang_loi_va_hinh.docx
@@ -355,7 +355,7 @@
           <w:i w:val="0"/>
           <w:sz w:val="26"/>
         </w:rPr>
-        <w:t>- NLa (Sử dụng và quản lí các phương tiện ICT): Nhận diện và thao tác đúng các công cụ, phần mềm trong bài Thuật toán bằng lời và hình. (Đạt được thông qua Hoạt động 2)</w:t>
+        <w:t>- NLc (Giải quyết vấn đề với sự hỗ trợ của ICT): Phân tích vấn đề, xác định quy trình xử lý dữ liệu và giải quyết bài toán trong bài Thuật toán bằng lời và hình. (Đạt được thông qua Hoạt động 2, Hoạt động 3)</w:t>
       </w:r>
     </w:p>
     <w:p>
@@ -371,7 +371,7 @@
           <w:i w:val="0"/>
           <w:sz w:val="26"/>
         </w:rPr>
-        <w:t>- NLd (Ứng dụng ICT trong học và tự học): Sử dụng phần mềm tạo sản phẩm số phục vụ học tập. (Đạt được thông qua Hoạt động 3)</w:t>
+        <w:t>- NLa (Sử dụng và quản lí các phương tiện ICT): Khai thác môi trường số và công cụ tìm kiếm dữ liệu phục vụ học tập. (Đạt được thông qua Hoạt động 2)</w:t>
       </w:r>
     </w:p>
     <w:p>
